--- a/Agent link, chatbot link, dashboard link, azure link, video link.docx
+++ b/Agent link, chatbot link, dashboard link, azure link, video link.docx
@@ -107,6 +107,8 @@
     <w:p>
       <w:pPr>
         <w:rPr>
+          <w:color w:val="467886" w:themeColor="hyperlink"/>
+          <w:u w:val="single"/>
           <w:lang w:val="en-US"/>
         </w:rPr>
       </w:pPr>
@@ -117,6 +119,35 @@
             <w:lang w:val="en-US"/>
           </w:rPr>
           <w:t>https://happy-sand-03668880f.7.azurestaticapps.net</w:t>
+        </w:r>
+      </w:hyperlink>
+    </w:p>
+    <w:p>
+      <w:pPr>
+        <w:rPr>
+          <w:lang w:val="en-US"/>
+        </w:rPr>
+      </w:pPr>
+      <w:r>
+        <w:rPr>
+          <w:lang w:val="en-US"/>
+        </w:rPr>
+        <w:t xml:space="preserve">video implementation </w:t>
+      </w:r>
+    </w:p>
+    <w:p>
+      <w:pPr>
+        <w:rPr>
+          <w:lang w:val="en-US"/>
+        </w:rPr>
+      </w:pPr>
+      <w:hyperlink r:id="rId8" w:history="1">
+        <w:r>
+          <w:rPr>
+            <w:rStyle w:val="Hyperlink"/>
+            <w:lang w:val="en-US"/>
+          </w:rPr>
+          <w:t>https://drive.google.com/file/d/1h5lPR-2EVMhy4wCvXhOw-Tjo1-nE_QTm/view?usp=sharing</w:t>
         </w:r>
       </w:hyperlink>
     </w:p>

--- a/Agent link, chatbot link, dashboard link, azure link, video link.docx
+++ b/Agent link, chatbot link, dashboard link, azure link, video link.docx
@@ -136,18 +136,24 @@
       </w:r>
     </w:p>
     <w:p>
-      <w:pPr>
-        <w:rPr>
-          <w:lang w:val="en-US"/>
-        </w:rPr>
-      </w:pPr>
       <w:hyperlink r:id="rId8" w:history="1">
         <w:r>
           <w:rPr>
             <w:rStyle w:val="Hyperlink"/>
-            <w:lang w:val="en-US"/>
           </w:rPr>
-          <w:t>https://drive.google.com/file/d/1h5lPR-2EVMhy4wCvXhOw-Tjo1-nE_QTm/view?usp=sharing</w:t>
+          <w:t>https://drive.google.com/fil</w:t>
+        </w:r>
+        <w:r>
+          <w:rPr>
+            <w:rStyle w:val="Hyperlink"/>
+          </w:rPr>
+          <w:t>e</w:t>
+        </w:r>
+        <w:r>
+          <w:rPr>
+            <w:rStyle w:val="Hyperlink"/>
+          </w:rPr>
+          <w:t>/d/16qmxqP11MpPYHH1ihfjbx9XcL1QYBSVm/view?usp=sharing</w:t>
         </w:r>
       </w:hyperlink>
     </w:p>
@@ -174,7 +180,49 @@
         <w:rPr>
           <w:lang w:val="en-US"/>
         </w:rPr>
-        <w:t>&lt;iframe title="pay lens - BI dashboard" width="1140" height="541.25" src="https://app.powerbi.com/reportEmbed?reportId=1a98f1ac-1cd1-4e94-880f-00e0484eec27&amp;autoAuth=true&amp;ctid=aed43286-0f66-47d6-942b-d31a4b8addca" frameborder="0" allowFullScreen="true"&gt;&lt;/iframe&gt;</w:t>
+        <w:t>&lt;</w:t>
+      </w:r>
+      <w:proofErr w:type="spellStart"/>
+      <w:r>
+        <w:rPr>
+          <w:lang w:val="en-US"/>
+        </w:rPr>
+        <w:t>iframe</w:t>
+      </w:r>
+      <w:proofErr w:type="spellEnd"/>
+      <w:r>
+        <w:rPr>
+          <w:lang w:val="en-US"/>
+        </w:rPr>
+        <w:t xml:space="preserve"> title="pay lens - BI dashboard" width="1140" height="541.25" src="https://app.powerbi.com/reportEmbed?reportId=1a98f1ac-1cd1-4e94-880f-00e0484eec27&amp;autoAuth=true&amp;ctid=aed43286-0f66-47d6-942b-d31a4b8addca" frameborder="0" </w:t>
+      </w:r>
+      <w:proofErr w:type="spellStart"/>
+      <w:r>
+        <w:rPr>
+          <w:lang w:val="en-US"/>
+        </w:rPr>
+        <w:t>allowFullScreen</w:t>
+      </w:r>
+      <w:proofErr w:type="spellEnd"/>
+      <w:r>
+        <w:rPr>
+          <w:lang w:val="en-US"/>
+        </w:rPr>
+        <w:t>="true"&gt;&lt;/</w:t>
+      </w:r>
+      <w:proofErr w:type="spellStart"/>
+      <w:r>
+        <w:rPr>
+          <w:lang w:val="en-US"/>
+        </w:rPr>
+        <w:t>iframe</w:t>
+      </w:r>
+      <w:proofErr w:type="spellEnd"/>
+      <w:r>
+        <w:rPr>
+          <w:lang w:val="en-US"/>
+        </w:rPr>
+        <w:t>&gt;</w:t>
       </w:r>
     </w:p>
     <w:p>
@@ -1134,6 +1182,18 @@
       <w:shd w:val="clear" w:color="auto" w:fill="E1DFDD"/>
     </w:rPr>
   </w:style>
+  <w:style w:type="character" w:styleId="FollowedHyperlink">
+    <w:name w:val="FollowedHyperlink"/>
+    <w:basedOn w:val="DefaultParagraphFont"/>
+    <w:uiPriority w:val="99"/>
+    <w:semiHidden/>
+    <w:unhideWhenUsed/>
+    <w:rsid w:val="006D79E9"/>
+    <w:rPr>
+      <w:color w:val="96607D" w:themeColor="followedHyperlink"/>
+      <w:u w:val="single"/>
+    </w:rPr>
+  </w:style>
 </w:styles>
 </file>
 

--- a/Agent link, chatbot link, dashboard link, azure link, video link.docx
+++ b/Agent link, chatbot link, dashboard link, azure link, video link.docx
@@ -141,19 +141,7 @@
           <w:rPr>
             <w:rStyle w:val="Hyperlink"/>
           </w:rPr>
-          <w:t>https://drive.google.com/fil</w:t>
-        </w:r>
-        <w:r>
-          <w:rPr>
-            <w:rStyle w:val="Hyperlink"/>
-          </w:rPr>
-          <w:t>e</w:t>
-        </w:r>
-        <w:r>
-          <w:rPr>
-            <w:rStyle w:val="Hyperlink"/>
-          </w:rPr>
-          <w:t>/d/16qmxqP11MpPYHH1ihfjbx9XcL1QYBSVm/view?usp=sharing</w:t>
+          <w:t>https://drive.google.com/file/d/1VPKu_8jVQDIYuchmSw_D6hoB72iISXag/view?usp=sharing</w:t>
         </w:r>
       </w:hyperlink>
     </w:p>
@@ -224,6 +212,59 @@
         </w:rPr>
         <w:t>&gt;</w:t>
       </w:r>
+    </w:p>
+    <w:p>
+      <w:pPr>
+        <w:rPr>
+          <w:lang w:val="en-US"/>
+        </w:rPr>
+      </w:pPr>
+      <w:r>
+        <w:rPr>
+          <w:lang w:val="en-US"/>
+        </w:rPr>
+        <w:t xml:space="preserve">deployed web application </w:t>
+      </w:r>
+    </w:p>
+    <w:p>
+      <w:pPr>
+        <w:rPr>
+          <w:color w:val="0F4761" w:themeColor="accent1" w:themeShade="BF"/>
+          <w:u w:val="single"/>
+          <w:lang w:val="en-US"/>
+        </w:rPr>
+      </w:pPr>
+      <w:r>
+        <w:rPr>
+          <w:color w:val="0F4761" w:themeColor="accent1" w:themeShade="BF"/>
+          <w:u w:val="single"/>
+          <w:lang w:val="en-US"/>
+        </w:rPr>
+        <w:t xml:space="preserve">snehafp-f6bjfwe9h8ebbjh5.canadacentral-01.azurewebsites.net </w:t>
+      </w:r>
+    </w:p>
+    <w:p>
+      <w:pPr>
+        <w:rPr>
+          <w:color w:val="0F4761" w:themeColor="accent1" w:themeShade="BF"/>
+          <w:u w:val="single"/>
+          <w:lang w:val="en-US"/>
+        </w:rPr>
+      </w:pPr>
+    </w:p>
+    <w:p>
+      <w:pPr>
+        <w:rPr>
+          <w:lang w:val="en-US"/>
+        </w:rPr>
+      </w:pPr>
+    </w:p>
+    <w:p>
+      <w:pPr>
+        <w:rPr>
+          <w:lang w:val="en-US"/>
+        </w:rPr>
+      </w:pPr>
     </w:p>
     <w:p>
       <w:pPr>
